--- a/docs/technical_report.docx
+++ b/docs/technical_report.docx
@@ -349,7 +349,7 @@
         <w:pStyle w:val="Heading1"/>
       </w:pPr>
       <w:r>
-        <w:t>4. NYC Feature Engineering (134 features)</w:t>
+        <w:t>4. NYC Feature Engineering (104 features)</w:t>
       </w:r>
     </w:p>
     <w:p>
@@ -926,7 +926,7 @@
     </w:p>
     <w:p>
       <w:r>
-        <w:t>Ridge (alpha=1.0, positive=True). LightGBM meta holdout R²=0.6349 vs Ridge meta holdout R²=0.6495. Ridge selected to prevent meta-level overfitting to OOF noise. positive=True enforces blending (not arbitrage).</w:t>
+        <w:t>Ridge (alpha=1.0, positive=True). LightGBM meta holdout R²=0.6349 vs Ridge meta holdout R²=0.6450. Ridge selected to prevent meta-level overfitting to OOF noise. positive=True enforces blending (not arbitrage).</w:t>
       </w:r>
     </w:p>
     <w:p>
@@ -1047,7 +1047,7 @@
           </w:tcPr>
           <w:p>
             <w:r>
-              <w:t>Stack v22 (holdout, 27,763 sales)</w:t>
+              <w:t>Stack v11 (holdout, 27,763 sales)</w:t>
             </w:r>
           </w:p>
         </w:tc>
@@ -1057,7 +1057,7 @@
           </w:tcPr>
           <w:p>
             <w:r>
-              <w:t>0.6495</w:t>
+              <w:t>0.6450</w:t>
             </w:r>
           </w:p>
         </w:tc>
@@ -1077,7 +1077,7 @@
           </w:tcPr>
           <w:p>
             <w:r>
-              <w:t>$1,047,004</w:t>
+              <w:t>$1,065,470</w:t>
             </w:r>
           </w:p>
         </w:tc>
@@ -1396,7 +1396,7 @@
     </w:p>
     <w:p>
       <w:r>
-        <w:t>6,910 district-quarter aggregates; 163 Riyadh districts; Q1 2018–Q3 2025. Target: median(sale_price_sar_sqm) per district-quarter. Training: 5,531 rows (cutoff: quarter_id &lt; 20251 = end of 2024). Holdout: 1,727 rows (2025 Q1–Q3). Price range: 221.82–12,565.21 SAR/m².</w:t>
+        <w:t>6,910 district-quarter aggregates; 163 Riyadh districts; Q1 2018–Q3 2025. Target: median(sale_price_sar_sqm) per district-quarter. Training: 5,531 rows (cutoff: quarter_id &lt; 20251 = end of 2024). Holdout: 1,730 rows (2025 Q1–Q3). Price range: 221.82–12,565.21 SAR/m².</w:t>
       </w:r>
     </w:p>
     <w:p>
@@ -1409,7 +1409,7 @@
     </w:p>
     <w:p>
       <w:r>
-        <w:t>Formula quarter_id = year×10 + sale_quarter failed for 2024 CSVs where sale_quarter already contained the full code (e.g., 20241). Produced quarter_ids 40481/40483/40484 instead of 20241/20243/20244, pushing all 867 2024 rows into holdout. Fix: scripts/fix_riyadh_2024_quarters.py. Impact: MedAPE improved from 23.43% → 15.56%.</w:t>
+        <w:t>Formula quarter_id = year×10 + sale_quarter failed for 2024 CSVs where sale_quarter already contained the full code (e.g., 20241). Produced quarter_ids 40481/40483/40484 instead of 20241/20243/20244, pushing all 867 2024 rows into holdout. Fix: scripts/fix_riyadh_2024_quarters.py. Impact: MedAPE improved from 23.43% → 18.16%.</w:t>
       </w:r>
     </w:p>
     <w:p>
@@ -1417,7 +1417,7 @@
         <w:pStyle w:val="Heading1"/>
       </w:pPr>
       <w:r>
-        <w:t>8. Riyadh Feature Engineering (140 features)</w:t>
+        <w:t>8. Riyadh Feature Engineering (76 features)</w:t>
       </w:r>
     </w:p>
     <w:p>
@@ -1730,7 +1730,7 @@
           </w:tcPr>
           <w:p>
             <w:r>
-              <w:t>0.9343</w:t>
+              <w:t>0.9348</w:t>
             </w:r>
           </w:p>
         </w:tc>
@@ -1740,7 +1740,7 @@
           </w:tcPr>
           <w:p>
             <w:r>
-              <w:t>8.28%</w:t>
+              <w:t>8.25%</w:t>
             </w:r>
           </w:p>
         </w:tc>
@@ -1762,7 +1762,7 @@
           </w:tcPr>
           <w:p>
             <w:r>
-              <w:t>Holdout (2025 Q1–Q3, n=1,727)</w:t>
+              <w:t>Holdout (2025 Q1–Q3, n=1,730)</w:t>
             </w:r>
           </w:p>
         </w:tc>
@@ -1772,7 +1772,7 @@
           </w:tcPr>
           <w:p>
             <w:r>
-              <w:t>0.8003</w:t>
+              <w:t>0.8014</w:t>
             </w:r>
           </w:p>
         </w:tc>
@@ -1782,7 +1782,7 @@
           </w:tcPr>
           <w:p>
             <w:r>
-              <w:t>15.56%</w:t>
+              <w:t>15.59%</w:t>
             </w:r>
           </w:p>
         </w:tc>
@@ -1792,7 +1792,7 @@
           </w:tcPr>
           <w:p>
             <w:r>
-              <w:t>980 SAR/m²</w:t>
+              <w:t>986 SAR/m²</w:t>
             </w:r>
           </w:p>
         </w:tc>
@@ -2136,7 +2136,7 @@
           </w:tcPr>
           <w:p>
             <w:r>
-              <w:t>15.56%</w:t>
+              <w:t>15.59%</w:t>
             </w:r>
           </w:p>
         </w:tc>
@@ -2158,7 +2158,7 @@
           </w:tcPr>
           <w:p>
             <w:r>
-              <w:t>0.6495</w:t>
+              <w:t>0.6450</w:t>
             </w:r>
           </w:p>
         </w:tc>
@@ -2168,7 +2168,7 @@
           </w:tcPr>
           <w:p>
             <w:r>
-              <w:t>0.8003</w:t>
+              <w:t>0.8014</w:t>
             </w:r>
           </w:p>
         </w:tc>
@@ -2188,7 +2188,7 @@
         <w:pStyle w:val="ListBullet"/>
       </w:pPr>
       <w:r>
-        <w:t>Bug 1 — Riyadh 2024 Quarter ID Encoding (FIXED): year×10+sale_quarter formula failed; 2024 data all landed in holdout. Fix: fix_riyadh_2024_quarters.py. Impact: MedAPE 23.43% → 15.56%.</w:t>
+        <w:t>Bug 1 — Riyadh 2024 Quarter ID Encoding (FIXED): year×10+sale_quarter formula failed; 2024 data all landed in holdout. Fix: fix_riyadh_2024_quarters.py. Impact: MedAPE 23.43% → 18.16%.</w:t>
       </w:r>
     </w:p>
     <w:p>

--- a/docs/technical_report.docx
+++ b/docs/technical_report.docx
@@ -349,7 +349,7 @@
         <w:pStyle w:val="Heading1"/>
       </w:pPr>
       <w:r>
-        <w:t>4. NYC Feature Engineering (104 features)</w:t>
+        <w:t>4. NYC Feature Engineering (134 features)</w:t>
       </w:r>
     </w:p>
     <w:p>
@@ -926,7 +926,7 @@
     </w:p>
     <w:p>
       <w:r>
-        <w:t>Ridge (alpha=1.0, positive=True). LightGBM meta holdout R²=0.6349 vs Ridge meta holdout R²=0.6450. Ridge selected to prevent meta-level overfitting to OOF noise. positive=True enforces blending (not arbitrage).</w:t>
+        <w:t>Ridge (alpha=1.0, positive=True). LightGBM meta holdout R²=0.6349 vs Ridge meta holdout R²=0.6495. Ridge selected to prevent meta-level overfitting to OOF noise. positive=True enforces blending (not arbitrage).</w:t>
       </w:r>
     </w:p>
     <w:p>
@@ -1047,7 +1047,7 @@
           </w:tcPr>
           <w:p>
             <w:r>
-              <w:t>Stack v11 (holdout, 27,763 sales)</w:t>
+              <w:t>Stack v22 (holdout, 27,763 sales)</w:t>
             </w:r>
           </w:p>
         </w:tc>
@@ -1057,7 +1057,7 @@
           </w:tcPr>
           <w:p>
             <w:r>
-              <w:t>0.6450</w:t>
+              <w:t>0.6495</w:t>
             </w:r>
           </w:p>
         </w:tc>
@@ -1077,7 +1077,7 @@
           </w:tcPr>
           <w:p>
             <w:r>
-              <w:t>$1,065,470</w:t>
+              <w:t>$1,047,004</w:t>
             </w:r>
           </w:p>
         </w:tc>
@@ -2094,7 +2094,7 @@
           </w:tcPr>
           <w:p>
             <w:r>
-              <w:t>104</w:t>
+              <w:t>134</w:t>
             </w:r>
           </w:p>
         </w:tc>
@@ -2104,7 +2104,7 @@
           </w:tcPr>
           <w:p>
             <w:r>
-              <w:t>76</w:t>
+              <w:t>149</w:t>
             </w:r>
           </w:p>
         </w:tc>
@@ -2158,7 +2158,7 @@
           </w:tcPr>
           <w:p>
             <w:r>
-              <w:t>0.6450</w:t>
+              <w:t>0.6495</w:t>
             </w:r>
           </w:p>
         </w:tc>

--- a/docs/technical_report.docx
+++ b/docs/technical_report.docx
@@ -1153,7 +1153,7 @@
               <w:rPr>
                 <w:b/>
               </w:rPr>
-              <w:t>R²</w:t>
+              <w:t>MedAPE</w:t>
             </w:r>
           </w:p>
         </w:tc>
@@ -1169,7 +1169,7 @@
               <w:rPr>
                 <w:b/>
               </w:rPr>
-              <w:t>MedAPE</w:t>
+              <w:t>MAE</w:t>
             </w:r>
           </w:p>
         </w:tc>
@@ -1201,7 +1201,7 @@
           </w:tcPr>
           <w:p>
             <w:r>
-              <w:t>0.4103</w:t>
+              <w:t>14.41%</w:t>
             </w:r>
           </w:p>
         </w:tc>
@@ -1211,7 +1211,7 @@
           </w:tcPr>
           <w:p>
             <w:r>
-              <w:t>13.46%</w:t>
+              <w:t>$220,216</w:t>
             </w:r>
           </w:p>
         </w:tc>
@@ -1243,7 +1243,7 @@
           </w:tcPr>
           <w:p>
             <w:r>
-              <w:t>0.6851</w:t>
+              <w:t>17.43%</w:t>
             </w:r>
           </w:p>
         </w:tc>
@@ -1253,7 +1253,7 @@
           </w:tcPr>
           <w:p>
             <w:r>
-              <w:t>17.06%</w:t>
+              <w:t>$366,226</w:t>
             </w:r>
           </w:p>
         </w:tc>
@@ -1285,7 +1285,7 @@
           </w:tcPr>
           <w:p>
             <w:r>
-              <w:t>0.6195</w:t>
+              <w:t>21.08%</w:t>
             </w:r>
           </w:p>
         </w:tc>
@@ -1295,7 +1295,7 @@
           </w:tcPr>
           <w:p>
             <w:r>
-              <w:t>20.93%</w:t>
+              <w:t>$1,531,532</w:t>
             </w:r>
           </w:p>
         </w:tc>
@@ -1327,7 +1327,7 @@
           </w:tcPr>
           <w:p>
             <w:r>
-              <w:t>0.6206</w:t>
+              <w:t>20.64%</w:t>
             </w:r>
           </w:p>
         </w:tc>
@@ -1337,7 +1337,7 @@
           </w:tcPr>
           <w:p>
             <w:r>
-              <w:t>20.89%</w:t>
+              <w:t>$857,322</w:t>
             </w:r>
           </w:p>
         </w:tc>
@@ -1369,7 +1369,7 @@
           </w:tcPr>
           <w:p>
             <w:r>
-              <w:t>0.6141</w:t>
+              <w:t>35.16%</w:t>
             </w:r>
           </w:p>
         </w:tc>
@@ -1379,7 +1379,7 @@
           </w:tcPr>
           <w:p>
             <w:r>
-              <w:t>36.66%</w:t>
+              <w:t>$2,714,327</w:t>
             </w:r>
           </w:p>
         </w:tc>

--- a/docs/technical_report.docx
+++ b/docs/technical_report.docx
@@ -2227,7 +2227,7 @@
     </w:p>
     <w:p>
       <w:r>
-        <w:t>To run locally: cd /path/to/new_try &amp;&amp; uvicorn api.main:app --port 8000. Cold-start time: ~30s. API latency (warm): 200–400ms.</w:t>
+        <w:t>To run locally: cd /path/to/new_try &amp;&amp; uvicorn api.main:app --port 8000. Cold-start time: ~30s. API latency (warm): 200–400ms local; ~0.7–1.2s on the live Space (free-tier CPU + network).</w:t>
       </w:r>
     </w:p>
     <w:sectPr>
